--- a/important/重点.docx
+++ b/important/重点.docx
@@ -33,12 +33,52 @@
         <w:t>3.响应时间慢：用户提交请求后，需要等待较长时间才能收到结果（如：情感分析结果），削弱了用户体验，阻碍了用户针对变化的及时行动。</w:t>
       </w:r>
     </w:p>
-    <w:p/>
-    <w:p>
-      <w:r>
+    <w:p>
+      <w:pPr>
+        <w:pStyle w:val="a7"/>
+        <w:shd w:val="clear" w:color="auto" w:fill="FFFFFF"/>
+        <w:spacing w:before="0" w:beforeAutospacing="0"/>
+        <w:rPr>
+          <w:rFonts w:ascii="Segoe UI" w:hAnsi="Segoe UI" w:cs="Segoe UI"/>
+          <w:color w:val="181C32"/>
+          <w:sz w:val="22"/>
+          <w:szCs w:val="22"/>
+        </w:rPr>
+      </w:pPr>
+      <w:r>
+        <w:rPr>
+          <w:rFonts w:ascii="Segoe UI" w:hAnsi="Segoe UI" w:cs="Segoe UI"/>
+          <w:color w:val="181C32"/>
+          <w:sz w:val="22"/>
+          <w:szCs w:val="22"/>
+        </w:rPr>
+        <w:t>4.</w:t>
+      </w:r>
+      <w:r>
+        <w:rPr>
+          <w:rFonts w:ascii="Segoe UI" w:hAnsi="Segoe UI" w:cs="Segoe UI"/>
+          <w:color w:val="181C32"/>
+          <w:sz w:val="22"/>
+          <w:szCs w:val="22"/>
+        </w:rPr>
+        <w:t>用户界面不够友好：数智人系统的界面可能存在操作繁琐、布局不合理的问题，让用户在使用过程中感到困惑。</w:t>
+      </w:r>
+    </w:p>
+    <w:p>
+      <w:pPr>
         <w:rPr>
           <w:rFonts w:hint="eastAsia"/>
         </w:rPr>
+      </w:pPr>
+      <w:bookmarkStart w:id="0" w:name="_GoBack"/>
+      <w:bookmarkEnd w:id="0"/>
+    </w:p>
+    <w:p/>
+    <w:p>
+      <w:r>
+        <w:rPr>
+          <w:rFonts w:hint="eastAsia"/>
+        </w:rPr>
         <w:t>二、优化方案：</w:t>
       </w:r>
     </w:p>
@@ -101,7 +141,6 @@
         <w:t>4.提供个性化服务，更好的满足用户的独特需求，提高用户对平台的认同感和满意度。</w:t>
       </w:r>
     </w:p>
-    <w:p/>
     <w:p/>
     <w:p/>
     <w:p>
@@ -109,80 +148,173 @@
         <w:pStyle w:val="1"/>
       </w:pPr>
       <w:r>
+        <w:rPr>
+          <w:rFonts w:hint="eastAsia"/>
+        </w:rPr>
         <w:lastRenderedPageBreak/>
-        <w:t>3.2 人机交互流程设计</w:t>
-      </w:r>
-    </w:p>
-    <w:p>
-      <w:r>
-        <w:t>1用户体验界面构建:开发一个易于操作、具有一致性、直观性的用户界面，该界面包含两个主要部分:一是用于上传图像的区域，二是展示分析结果的空间。</w:t>
-      </w:r>
-    </w:p>
-    <w:p>
-      <w:r>
-        <w:t>2初始化配置:在系统启动期间,预先加载用于表情识别的机器学习模型以及情感分类标签，以确保即时可用性,避免用户等待。</w:t>
-      </w:r>
-    </w:p>
-    <w:p>
-      <w:r>
-        <w:t>3用户内容提交:允许用户通过友好的界面接口上传他们的面部照片，作为表情分析的素材。</w:t>
-      </w:r>
-    </w:p>
-    <w:p>
-      <w:r>
-        <w:t>4数据准备:系统会自动处理上传的照片，执行诸如调整大小、裁剪和标准化等步骤，为后续的表情识别做好准备。</w:t>
-      </w:r>
-    </w:p>
-    <w:p>
-      <w:r>
-        <w:t>5情绪检测（识别分析）:一旦图像预处理完成，系统将利用先前加载的模型对图像中的人脸进行表情识别。</w:t>
-      </w:r>
-    </w:p>
-    <w:p>
-      <w:r>
-        <w:t>6输出呈现:识别完成后，系统会在界面上直观地显示表情类别及其对应的标识符，帮助用户理解分析结果。</w:t>
-      </w:r>
-    </w:p>
-    <w:p>
-      <w:r>
-        <w:t>7互动评价机制:提供一种方式让用户评估和反馈识别结果的准确性，以此来改进系统的性能。</w:t>
-      </w:r>
-    </w:p>
-    <w:p>
-      <w:r>
-        <w:t>8服务拓展:基于表情识别的结果，系统可以提供额外的功能或服务，例如生成详细的情感分析报告等。</w:t>
-      </w:r>
-    </w:p>
-    <w:p>
-      <w:r>
-        <w:t>9效率提升:优化系统性能，确保快速响应，最小化用户的等待时间、提高整体使用体验。</w:t>
-      </w:r>
-    </w:p>
-    <w:p>
-      <w:r>
-        <w:t>10安全与合规:保障用户上传的数据隐私，通相关法律法规，确保所有处理过程中的信息安全。</w:t>
-      </w:r>
-    </w:p>
-    <w:p/>
-    <w:p/>
+        <w:t>3</w:t>
+      </w:r>
+      <w:r>
+        <w:t xml:space="preserve">.1 </w:t>
+      </w:r>
+      <w:r>
+        <w:rPr>
+          <w:rFonts w:hint="eastAsia"/>
+        </w:rPr>
+        <w:t>表格操作（</w:t>
+      </w:r>
+      <w:r>
+        <w:rPr>
+          <w:rFonts w:hint="eastAsia"/>
+          <w:color w:val="181C32"/>
+          <w:shd w:val="clear" w:color="auto" w:fill="FFFFFF"/>
+        </w:rPr>
+        <w:t>优化方向及解决方案</w:t>
+      </w:r>
+      <w:r>
+        <w:rPr>
+          <w:rFonts w:hint="eastAsia"/>
+        </w:rPr>
+        <w:t>）</w:t>
+      </w:r>
+    </w:p>
+    <w:p>
+      <w:r>
+        <w:t>1.提升系统响应速度与效率</w:t>
+      </w:r>
+    </w:p>
+    <w:p>
+      <w:r>
+        <w:rPr>
+          <w:rFonts w:hint="eastAsia"/>
+        </w:rPr>
+        <w:t>通过升级硬件组件，例如采用更快的处理器，并优化数据处理算法，可以有效减少系统延迟，提供更迅速的操作响应。这一改进将使用户在使用过程中感受到更加流畅和高效的体验；</w:t>
+      </w:r>
+    </w:p>
+    <w:p>
+      <w:r>
+        <w:rPr>
+          <w:rFonts w:hint="eastAsia"/>
+        </w:rPr>
+        <w:t>通过改进系统架构和增强网络连接，减少了数据处理和命令执行的延迟。这一优化确保了系统能够快速响应用户的操作，提供了更加流畅和高效的用户体验。</w:t>
+      </w:r>
+    </w:p>
+    <w:p/>
+    <w:p>
+      <w:r>
+        <w:t>2.界面友好性(语音交互改进、图片识别等）</w:t>
+      </w:r>
+    </w:p>
+    <w:p>
+      <w:r>
+        <w:rPr>
+          <w:rFonts w:hint="eastAsia"/>
+        </w:rPr>
+        <w:t>设计了一个友好且直观的用户界面，集成了语音控制和触摸屏操作，使用户能够轻松查看和管理环境状态。清晰的显示和便捷的控制选项让用户可以更方便地管理和优化家居环境。</w:t>
+      </w:r>
+    </w:p>
+    <w:p/>
+    <w:p>
+      <w:r>
+        <w:t>3 个性化场景的定制化</w:t>
+      </w:r>
+    </w:p>
+    <w:p>
+      <w:r>
+        <w:rPr>
+          <w:rFonts w:hint="eastAsia"/>
+        </w:rPr>
+        <w:t>依据用户的使用模式和偏好，系统能够自动调整场景设置中的参数例如亮度、色温等，从而为用户提供更加贴合个人需求的环境配置；</w:t>
+      </w:r>
+    </w:p>
+    <w:p/>
+    <w:p>
+      <w:r>
+        <w:t>4网络性能与设备交互提升</w:t>
+      </w:r>
+    </w:p>
+    <w:p>
+      <w:r>
+        <w:rPr>
+          <w:rFonts w:hint="eastAsia"/>
+        </w:rPr>
+        <w:t>为了确保更顺畅的用户体验，重点放在改善网络连接的质量以及设备间的互功上。通过引入先进的通信协议和技术，可以显著提高网络稳定性，并缩短智能家居功能的操作响应时间，使家居自动化体验更加即时和可靠。</w:t>
+      </w:r>
+    </w:p>
     <w:p>
       <w:pPr>
         <w:pStyle w:val="1"/>
       </w:pPr>
       <w:r>
+        <w:t>3.2 人机交互流程设计</w:t>
+      </w:r>
+    </w:p>
+    <w:p>
+      <w:r>
+        <w:t>1用户体验界面构建:开发一个易于操作、具有一致性、直观性的用户界面，该界面包含两个主要部分:一是用于上传图像的区域，二是展示分析结果的空间。</w:t>
+      </w:r>
+    </w:p>
+    <w:p>
+      <w:r>
+        <w:t>2初始化配置:在系统启动期间,预先加载用于表情识别的机器学习模型以及情感分类标签，以确保即时可用性,避免用户等待。</w:t>
+      </w:r>
+    </w:p>
+    <w:p>
+      <w:r>
+        <w:t>3用户内容提交:允许用户通过友好的界面接口上传他们的面部照片，作为表情分析的素材。</w:t>
+      </w:r>
+    </w:p>
+    <w:p>
+      <w:r>
+        <w:t>4数据准备:系统会自动处理上传的照片，执行诸如调整大小、裁剪和标准化等步骤，为后续的表情识别做好准备。</w:t>
+      </w:r>
+    </w:p>
+    <w:p>
+      <w:r>
+        <w:t>5情绪检测（识别分析）:一旦图像预处理完成，系统将利用先前加载的模型对图像中的人脸进行表情识别。</w:t>
+      </w:r>
+    </w:p>
+    <w:p>
+      <w:r>
+        <w:t>6输出呈现:识别完成后，系统会在界面上直观地显示表情类别及其对应的标识符，帮助用户理解分析结果。</w:t>
+      </w:r>
+    </w:p>
+    <w:p>
+      <w:r>
+        <w:t>7互动评价机制:提供一种方式让用户评估和反馈识别结果的准确性，以此来改进系统的性能。</w:t>
+      </w:r>
+    </w:p>
+    <w:p>
+      <w:r>
+        <w:t>8服务拓展:基于表情识别的结果，系统可以提供额外的功能或服务，例如生成详细的情感分析报告等。</w:t>
+      </w:r>
+    </w:p>
+    <w:p>
+      <w:r>
+        <w:t>9效率提升:优化系统性能，确保快速响应，最小化用户的等待时间、提高整体使用体验。</w:t>
+      </w:r>
+    </w:p>
+    <w:p>
+      <w:r>
+        <w:t>10安全与合规:保障用户上传的数据隐私，通相关法律法规，确保所有处理过程中的信息安全。</w:t>
+      </w:r>
+    </w:p>
+    <w:p/>
+    <w:p/>
+    <w:p>
+      <w:pPr>
+        <w:pStyle w:val="1"/>
+      </w:pPr>
+      <w:r>
         <w:rPr>
           <w:rFonts w:hint="eastAsia"/>
         </w:rPr>
-        <w:lastRenderedPageBreak/>
         <w:t>第4部分</w:t>
       </w:r>
     </w:p>
     <w:p>
       <w:pPr>
         <w:pStyle w:val="2"/>
-        <w:rPr>
-          <w:rFonts w:hint="eastAsia"/>
-        </w:rPr>
       </w:pPr>
       <w:r>
         <w:rPr>
@@ -236,7 +368,11 @@
         </w:drawing>
       </w:r>
     </w:p>
-    <w:p/>
+    <w:p>
+      <w:r>
+        <w:softHyphen/>
+      </w:r>
+    </w:p>
     <w:p>
       <w:r>
         <w:rPr>
@@ -472,16 +608,8 @@
     </w:p>
     <w:p/>
     <w:p/>
-    <w:p>
-      <w:bookmarkStart w:id="0" w:name="_GoBack"/>
-      <w:bookmarkEnd w:id="0"/>
-    </w:p>
-    <w:p>
-      <w:pPr>
-        <w:rPr>
-          <w:rFonts w:hint="eastAsia"/>
-        </w:rPr>
-      </w:pPr>
+    <w:p/>
+    <w:p>
       <w:r>
         <w:rPr>
           <w:noProof/>
@@ -1135,6 +1263,25 @@
       <w:szCs w:val="32"/>
     </w:rPr>
   </w:style>
+  <w:style w:type="paragraph" w:styleId="a7">
+    <w:name w:val="Normal (Web)"/>
+    <w:basedOn w:val="a"/>
+    <w:uiPriority w:val="99"/>
+    <w:semiHidden/>
+    <w:unhideWhenUsed/>
+    <w:rsid w:val="009E730F"/>
+    <w:pPr>
+      <w:widowControl/>
+      <w:spacing w:before="100" w:beforeAutospacing="1" w:after="100" w:afterAutospacing="1"/>
+      <w:jc w:val="left"/>
+    </w:pPr>
+    <w:rPr>
+      <w:rFonts w:ascii="宋体" w:eastAsia="宋体" w:hAnsi="宋体" w:cs="宋体"/>
+      <w:kern w:val="0"/>
+      <w:sz w:val="24"/>
+      <w:szCs w:val="24"/>
+    </w:rPr>
+  </w:style>
 </w:styles>
 </file>
 
